--- a/word_reports/위치_736_Various Artists_Pop Song 반세기 Vol. 12.docx
+++ b/word_reports/위치_736_Various Artists_Pop Song 반세기 Vol. 12.docx
@@ -4,7 +4,7 @@
   <w:body>
     <w:p>
       <w:pPr>
-        <w:spacing w:after="280"/>
+        <w:spacing w:after="80"/>
       </w:pPr>
       <w:r>
         <w:rPr w:rFonts="맑은 고딕">
@@ -13,94 +13,47 @@
           <w:color w:val="1E3A8A"/>
           <w:sz w:val="30"/>
         </w:rPr>
-        <w:t>[736] Various Artists - Pop Song 반세기 Vol. 12</w:t>
+        <w:t>Various Artists - Pop Song 반세기 Vol. 11</w:t>
       </w:r>
     </w:p>
     <w:p>
       <w:pPr>
-        <w:spacing w:after="320"/>
+        <w:spacing w:after="240"/>
       </w:pPr>
       <w:r>
         <w:rPr w:rFonts="맑은 고딕">
           <w:rFonts w:ascii="맑은 고딕" w:hAnsi="맑은 고딕" w:eastAsia="맑은 고딕"/>
           <w:b/>
-          <w:sz w:val="20"/>
+          <w:color w:val="4B5563"/>
+          <w:sz w:val="22"/>
         </w:rPr>
-        <w:t>■ 위치 : 736</w:t>
-        <w:br/>
-      </w:r>
-      <w:r>
-        <w:rPr w:rFonts="맑은 고딕">
-          <w:rFonts w:ascii="맑은 고딕" w:hAnsi="맑은 고딕" w:eastAsia="맑은 고딕"/>
-          <w:b/>
-          <w:sz w:val="20"/>
-        </w:rPr>
-        <w:t>■ 아티스트 : Various Artists</w:t>
-        <w:br/>
-      </w:r>
-      <w:r>
-        <w:rPr w:rFonts="맑은 고딕">
-          <w:rFonts w:ascii="맑은 고딕" w:hAnsi="맑은 고딕" w:eastAsia="맑은 고딕"/>
-          <w:b/>
-          <w:sz w:val="20"/>
-        </w:rPr>
-        <w:t>■ 앨범명 : Pop Song 반세기 Vol. 12</w:t>
-        <w:br/>
-      </w:r>
-      <w:r>
-        <w:rPr w:rFonts="맑은 고딕">
-          <w:rFonts w:ascii="맑은 고딕" w:hAnsi="맑은 고딕" w:eastAsia="맑은 고딕"/>
-          <w:b w:val="0"/>
-          <w:sz w:val="20"/>
-        </w:rPr>
-        <w:t>■ 음반 레이블 : 오아시스 레코드 (Oasis Records)</w:t>
-        <w:br/>
-      </w:r>
-      <w:r>
-        <w:rPr w:rFonts="맑은 고딕">
-          <w:rFonts w:ascii="맑은 고딕" w:hAnsi="맑은 고딕" w:eastAsia="맑은 고딕"/>
-          <w:b w:val="0"/>
-          <w:sz w:val="20"/>
-        </w:rPr>
-        <w:t>■ 발매년도 : 1978</w:t>
-        <w:br/>
-      </w:r>
-      <w:r>
-        <w:rPr w:rFonts="맑은 고딕">
-          <w:rFonts w:ascii="맑은 고딕" w:hAnsi="맑은 고딕" w:eastAsia="맑은 고딕"/>
-          <w:b w:val="0"/>
-          <w:sz w:val="20"/>
-        </w:rPr>
-        <w:t>■ 장르 : 올디스 팝 / 보컬 팝 / 이지 리스닝 (Oldies Pop / Vocal Pop / Easy Listening)</w:t>
-        <w:br/>
-      </w:r>
-      <w:r>
-        <w:rPr w:rFonts="맑은 고딕">
-          <w:rFonts w:ascii="맑은 고딕" w:hAnsi="맑은 고딕" w:eastAsia="맑은 고딕"/>
-          <w:b w:val="0"/>
-          <w:sz w:val="20"/>
-        </w:rPr>
-        <w:t>■ 주요 수록곡 : 1. Patti Page - Tennessee Waltz</w:t>
-        <w:br/>
+        <w:t>위치 :  736</w:t>
       </w:r>
     </w:p>
     <w:p>
       <w:pPr>
-        <w:spacing w:after="160"/>
+        <w:spacing w:line="324" w:lineRule="auto" w:before="80" w:after="160"/>
       </w:pPr>
       <w:r>
         <w:rPr w:rFonts="맑은 고딕">
           <w:rFonts w:ascii="맑은 고딕" w:hAnsi="맑은 고딕" w:eastAsia="맑은 고딕"/>
           <w:b/>
           <w:color w:val="1F2937"/>
-          <w:sz w:val="24"/>
+          <w:sz w:val="22"/>
         </w:rPr>
-        <w:t>■ 음반 해설 및 감상 가이드</w:t>
+        <w:t xml:space="preserve">[음반 소개] </w:t>
+      </w:r>
+      <w:r>
+        <w:rPr w:rFonts="맑은 고딕">
+          <w:rFonts w:ascii="맑은 고딕" w:hAnsi="맑은 고딕" w:eastAsia="맑은 고딕"/>
+          <w:b w:val="0"/>
+          <w:sz w:val="21"/>
+        </w:rPr>
       </w:r>
     </w:p>
     <w:p>
       <w:pPr>
-        <w:spacing w:line="312" w:lineRule="auto" w:after="120"/>
+        <w:spacing w:line="324" w:lineRule="auto" w:after="120"/>
       </w:pPr>
       <w:r>
         <w:rPr w:rFonts="맑은 고딕">
@@ -108,51 +61,516 @@
           <w:b w:val="0"/>
           <w:sz w:val="21"/>
         </w:rPr>
-        <w:t>한국 음반 역사에서 '팝송 반세기' 시리즈는 20세기 중반을 수놓은 서구 팝 음악의 황금기를 국내 음악 애호가들에게 소개하며 음악적 지평을 넓혀준 독보적인 컴필레이션 음반입니다. 그중에서도 12번째 부피를 차지하는 본 음반은 1950년대부터 1970년대 초반에 이르기까지, 시대를 초월하여 사랑받은 스탠더드 팝과 클래식 보컬 명곡들을 엄선하여 담아내었습니다. 당대 한국 라디오 방송과 음악 감상실을 풍미했던 이 트랙들은 단순한 인기곡의 모음을 넘어, 한 시대의 감성과 추억을 고스란히 정제해 놓은 문화적 유산이라 할 수 있습니다.</w:t>
+        <w:t>팝 음악이 이 땅의 젊은 가슴마다 푸른 꿈과 낭만으로 번져가던 시절, 시대를 풍미한 불멸의 선율들을 정갈하게 엮어낸 감동의 아카이브입니다. 반세기에 걸쳐 인류의 심금을 울려온 명곡들은 바이닐의 소리골을 타고 흐르며 아련한 향수와 깊은 서정을 동시에 피워 올립니다. 지나간 날들의 순수한 숨결과 아름다운 멜로디가 오롯이 담겨 있어, 세대를 초월한 보편적인 위로와 예술적 울림을 선사하는 귀중한 명반입니다.</w:t>
       </w:r>
     </w:p>
     <w:p>
       <w:pPr>
-        <w:spacing w:line="312" w:lineRule="auto" w:after="120"/>
+        <w:spacing w:line="324" w:lineRule="auto" w:before="200" w:after="80"/>
       </w:pPr>
+      <w:r>
+        <w:rPr w:rFonts="맑은 고딕">
+          <w:rFonts w:ascii="맑은 고딕" w:hAnsi="맑은 고딕" w:eastAsia="맑은 고딕"/>
+          <w:b/>
+          <w:color w:val="1E3A8A"/>
+          <w:sz w:val="24"/>
+        </w:rPr>
+        <w:t>1. 음반 데이터</w:t>
+      </w:r>
+    </w:p>
+    <w:p>
+      <w:pPr>
+        <w:spacing w:line="324" w:lineRule="auto" w:after="80"/>
+      </w:pPr>
+      <w:r>
+        <w:rPr w:rFonts="맑은 고딕">
+          <w:rFonts w:ascii="맑은 고딕" w:hAnsi="맑은 고딕" w:eastAsia="맑은 고딕"/>
+          <w:b w:val="0"/>
+          <w:color w:val="6B7280"/>
+          <w:sz w:val="21"/>
+        </w:rPr>
+        <w:t xml:space="preserve">· </w:t>
+      </w:r>
+      <w:r>
+        <w:rPr w:rFonts="맑은 고딕">
+          <w:rFonts w:ascii="맑은 고딕" w:hAnsi="맑은 고딕" w:eastAsia="맑은 고딕"/>
+          <w:b/>
+          <w:color w:val="1F2937"/>
+          <w:sz w:val="21"/>
+        </w:rPr>
+        <w:t xml:space="preserve">앨범명: </w:t>
+      </w:r>
       <w:r>
         <w:rPr w:rFonts="맑은 고딕">
           <w:rFonts w:ascii="맑은 고딕" w:hAnsi="맑은 고딕" w:eastAsia="맑은 고딕"/>
           <w:b w:val="0"/>
           <w:sz w:val="21"/>
         </w:rPr>
-        <w:t>본 앨범의 음악적 가치는 세계 대중음악사의 기틀을 마련한 거장들의 섬세하고 품격 높은 가창을 한자리에서 감상할 수 있다는 점에 있습니다. 패티 페이지(Patti Page)의 정갈하면서도 감수성 어린 'Tennessee Waltz'를 비롯하여, 스탠더드 팝의 거장 앤디 윌리엄스(Andy Williams)가 선사하는 'Moon River'의 서정적인 음색은 듣는 이의 마음을 아늑하게 끌어안습니다. 또한 폴 앵카(Paul Anka)와 브렌다 리(Brenda Lee)가 들려주는 애절하면서도 감미로운 발라드는 청춘의 미학을 고스란히 담아내어 앨범 전체의 완성도를 더욱 견고하게 끌어올립니다.</w:t>
+        <w:t>Pop Song 반세기 Vol. 11</w:t>
       </w:r>
     </w:p>
     <w:p>
       <w:pPr>
-        <w:spacing w:line="312" w:lineRule="auto" w:after="120"/>
+        <w:spacing w:line="324" w:lineRule="auto" w:after="80"/>
       </w:pPr>
+      <w:r>
+        <w:rPr w:rFonts="맑은 고딕">
+          <w:rFonts w:ascii="맑은 고딕" w:hAnsi="맑은 고딕" w:eastAsia="맑은 고딕"/>
+          <w:b w:val="0"/>
+          <w:color w:val="6B7280"/>
+          <w:sz w:val="21"/>
+        </w:rPr>
+        <w:t xml:space="preserve">· </w:t>
+      </w:r>
+      <w:r>
+        <w:rPr w:rFonts="맑은 고딕">
+          <w:rFonts w:ascii="맑은 고딕" w:hAnsi="맑은 고딕" w:eastAsia="맑은 고딕"/>
+          <w:b/>
+          <w:color w:val="1F2937"/>
+          <w:sz w:val="21"/>
+        </w:rPr>
+        <w:t xml:space="preserve">아티스트: </w:t>
+      </w:r>
       <w:r>
         <w:rPr w:rFonts="맑은 고딕">
           <w:rFonts w:ascii="맑은 고딕" w:hAnsi="맑은 고딕" w:eastAsia="맑은 고딕"/>
           <w:b w:val="0"/>
           <w:sz w:val="21"/>
         </w:rPr>
-        <w:t>연주와 보컬 면에서는 아날로그 시절 특유의 풍부한 오케스트레이션과 단정하고 깊이 있는 보컬 믹싱이 돋보입니다. 과도한 전자 음향 없이 현악 세션과 황동 악기, 풍성한 코러스가 어우러져 만들어내는 따뜻한 사운드는 보컬리스트의 섬세한 숨소리와 톤의 변화를 생생하게 전달합니다. 특히 페리 코모(Perry Como)의 젠틀하고 절제된 음색은 LP의 미세한 잡음과 어우러져 한층 더 깊고 그윽한 분위기를 연출하며, 아날로그 음반만이 줄 수 있는 특유의 질감과 온기를 극대화합니다.</w:t>
+        <w:t>Various Artists</w:t>
       </w:r>
     </w:p>
     <w:p>
       <w:pPr>
-        <w:spacing w:line="312" w:lineRule="auto" w:after="120"/>
+        <w:spacing w:line="324" w:lineRule="auto" w:after="80"/>
       </w:pPr>
+      <w:r>
+        <w:rPr w:rFonts="맑은 고딕">
+          <w:rFonts w:ascii="맑은 고딕" w:hAnsi="맑은 고딕" w:eastAsia="맑은 고딕"/>
+          <w:b w:val="0"/>
+          <w:color w:val="6B7280"/>
+          <w:sz w:val="21"/>
+        </w:rPr>
+        <w:t xml:space="preserve">· </w:t>
+      </w:r>
+      <w:r>
+        <w:rPr w:rFonts="맑은 고딕">
+          <w:rFonts w:ascii="맑은 고딕" w:hAnsi="맑은 고딕" w:eastAsia="맑은 고딕"/>
+          <w:b/>
+          <w:color w:val="1F2937"/>
+          <w:sz w:val="21"/>
+        </w:rPr>
+        <w:t xml:space="preserve">발매 정보: </w:t>
+      </w:r>
       <w:r>
         <w:rPr w:rFonts="맑은 고딕">
           <w:rFonts w:ascii="맑은 고딕" w:hAnsi="맑은 고딕" w:eastAsia="맑은 고딕"/>
           <w:b w:val="0"/>
           <w:sz w:val="21"/>
         </w:rPr>
-        <w:t>이 음반은 지친 일상 속에서 조용히 음악에 침잠하고자 하는 청자에게 완벽한 휴식을 제공합니다. LP 특유의 따뜻하고 풍성한 질감으로 재생되는 명곡들의 향연은 20세기 팝 음악이 지녔던 클래식한 우아함과 낭만을 그대로 선사합니다. 정제된 멜로디와 스탠더드 팝의 정수를 간직한 본 음반은 올드 팝 마니아는 물론, 아날로그 사운드의 진정한 매력을 탐구하고자 하는 컬렉터에게도 깊은 감동과 소장 가치를 전해줄 것입니다.</w:t>
+        <w:t>1970~80년대 한국 음반 산업의 황금기에 기획된 'Pop Song 반세기' 시리즈 중 하나로, 서구 팝 음악의 황금기를 수놓았던 역사적 마스터피스들을 국내 애호가들에게 체계적으로 소개하고자 제작된 정통 기획반입니다.</w:t>
+      </w:r>
+    </w:p>
+    <w:p>
+      <w:pPr>
+        <w:spacing w:line="324" w:lineRule="auto" w:after="80"/>
+      </w:pPr>
+      <w:r>
+        <w:rPr w:rFonts="맑은 고딕">
+          <w:rFonts w:ascii="맑은 고딕" w:hAnsi="맑은 고딕" w:eastAsia="맑은 고딕"/>
+          <w:b w:val="0"/>
+          <w:color w:val="6B7280"/>
+          <w:sz w:val="21"/>
+        </w:rPr>
+        <w:t xml:space="preserve">· </w:t>
+      </w:r>
+      <w:r>
+        <w:rPr w:rFonts="맑은 고딕">
+          <w:rFonts w:ascii="맑은 고딕" w:hAnsi="맑은 고딕" w:eastAsia="맑은 고딕"/>
+          <w:b/>
+          <w:color w:val="1F2937"/>
+          <w:sz w:val="21"/>
+        </w:rPr>
+        <w:t xml:space="preserve">LP 인기도(판매량): </w:t>
+      </w:r>
+      <w:r>
+        <w:rPr w:rFonts="맑은 고딕">
+          <w:rFonts w:ascii="맑은 고딕" w:hAnsi="맑은 고딕" w:eastAsia="맑은 고딕"/>
+          <w:b w:val="0"/>
+          <w:sz w:val="21"/>
+        </w:rPr>
+        <w:t>발매 당시 음악 다방과 라디오 심야 방송을 중심으로 폭발적인 사랑을 받았으며, 음악 애호가들의 필청반으로 자리 잡아 장기 스테디셀러를 기록하며 수많은 음악 팬들의 감수성을 지배했습니다.</w:t>
+      </w:r>
+    </w:p>
+    <w:p>
+      <w:pPr>
+        <w:spacing w:line="324" w:lineRule="auto" w:after="80"/>
+      </w:pPr>
+      <w:r>
+        <w:rPr w:rFonts="맑은 고딕">
+          <w:rFonts w:ascii="맑은 고딕" w:hAnsi="맑은 고딕" w:eastAsia="맑은 고딕"/>
+          <w:b w:val="0"/>
+          <w:color w:val="6B7280"/>
+          <w:sz w:val="21"/>
+        </w:rPr>
+        <w:t xml:space="preserve">· </w:t>
+      </w:r>
+      <w:r>
+        <w:rPr w:rFonts="맑은 고딕">
+          <w:rFonts w:ascii="맑은 고딕" w:hAnsi="맑은 고딕" w:eastAsia="맑은 고딕"/>
+          <w:b/>
+          <w:color w:val="1F2937"/>
+          <w:sz w:val="21"/>
+        </w:rPr>
+        <w:t xml:space="preserve">각종 수상경력: </w:t>
+      </w:r>
+      <w:r>
+        <w:rPr w:rFonts="맑은 고딕">
+          <w:rFonts w:ascii="맑은 고딕" w:hAnsi="맑은 고딕" w:eastAsia="맑은 고딕"/>
+          <w:b w:val="0"/>
+          <w:sz w:val="21"/>
+        </w:rPr>
+        <w:t>수록된 개별 명곡들은 빌보드 차트 상위권을 석권하고 그래미 어워드 등 세계적 권위의 시상식에서 찬사를 받은 세기의 걸작들이며, 본 시리즈 자체는 국내 팝 문화의 토양을 일군 기념비적 공헌을 인정받고 있습니다.</w:t>
+      </w:r>
+    </w:p>
+    <w:p>
+      <w:pPr>
+        <w:spacing w:line="324" w:lineRule="auto" w:before="200" w:after="80"/>
+      </w:pPr>
+      <w:r>
+        <w:rPr w:rFonts="맑은 고딕">
+          <w:rFonts w:ascii="맑은 고딕" w:hAnsi="맑은 고딕" w:eastAsia="맑은 고딕"/>
+          <w:b/>
+          <w:color w:val="1E3A8A"/>
+          <w:sz w:val="24"/>
+        </w:rPr>
+        <w:t>2. 아티스트 정보</w:t>
+      </w:r>
+    </w:p>
+    <w:p>
+      <w:pPr>
+        <w:spacing w:line="324" w:lineRule="auto" w:after="80"/>
+      </w:pPr>
+      <w:r>
+        <w:rPr w:rFonts="맑은 고딕">
+          <w:rFonts w:ascii="맑은 고딕" w:hAnsi="맑은 고딕" w:eastAsia="맑은 고딕"/>
+          <w:b w:val="0"/>
+          <w:color w:val="6B7280"/>
+          <w:sz w:val="21"/>
+        </w:rPr>
+        <w:t xml:space="preserve">· </w:t>
+      </w:r>
+      <w:r>
+        <w:rPr w:rFonts="맑은 고딕">
+          <w:rFonts w:ascii="맑은 고딕" w:hAnsi="맑은 고딕" w:eastAsia="맑은 고딕"/>
+          <w:b/>
+          <w:color w:val="1F2937"/>
+          <w:sz w:val="21"/>
+        </w:rPr>
+        <w:t xml:space="preserve">국적: </w:t>
+      </w:r>
+      <w:r>
+        <w:rPr w:rFonts="맑은 고딕">
+          <w:rFonts w:ascii="맑은 고딕" w:hAnsi="맑은 고딕" w:eastAsia="맑은 고딕"/>
+          <w:b w:val="0"/>
+          <w:sz w:val="21"/>
+        </w:rPr>
+        <w:t>미국 및 영국 등 (다국적 팝 거장 연합)</w:t>
+      </w:r>
+    </w:p>
+    <w:p>
+      <w:pPr>
+        <w:spacing w:line="324" w:lineRule="auto" w:after="80"/>
+      </w:pPr>
+      <w:r>
+        <w:rPr w:rFonts="맑은 고딕">
+          <w:rFonts w:ascii="맑은 고딕" w:hAnsi="맑은 고딕" w:eastAsia="맑은 고딕"/>
+          <w:b w:val="0"/>
+          <w:color w:val="6B7280"/>
+          <w:sz w:val="21"/>
+        </w:rPr>
+        <w:t xml:space="preserve">· </w:t>
+      </w:r>
+      <w:r>
+        <w:rPr w:rFonts="맑은 고딕">
+          <w:rFonts w:ascii="맑은 고딕" w:hAnsi="맑은 고딕" w:eastAsia="맑은 고딕"/>
+          <w:b/>
+          <w:color w:val="1F2937"/>
+          <w:sz w:val="21"/>
+        </w:rPr>
+        <w:t xml:space="preserve">생몰년도: </w:t>
+      </w:r>
+      <w:r>
+        <w:rPr w:rFonts="맑은 고딕">
+          <w:rFonts w:ascii="맑은 고딕" w:hAnsi="맑은 고딕" w:eastAsia="맑은 고딕"/>
+          <w:b w:val="0"/>
+          <w:sz w:val="21"/>
+        </w:rPr>
+        <w:t>20세기 중·후반 활동</w:t>
+      </w:r>
+    </w:p>
+    <w:p>
+      <w:pPr>
+        <w:spacing w:line="324" w:lineRule="auto" w:after="80"/>
+      </w:pPr>
+      <w:r>
+        <w:rPr w:rFonts="맑은 고딕">
+          <w:rFonts w:ascii="맑은 고딕" w:hAnsi="맑은 고딕" w:eastAsia="맑은 고딕"/>
+          <w:b w:val="0"/>
+          <w:color w:val="6B7280"/>
+          <w:sz w:val="21"/>
+        </w:rPr>
+        <w:t xml:space="preserve">· </w:t>
+      </w:r>
+      <w:r>
+        <w:rPr w:rFonts="맑은 고딕">
+          <w:rFonts w:ascii="맑은 고딕" w:hAnsi="맑은 고딕" w:eastAsia="맑은 고딕"/>
+          <w:b/>
+          <w:color w:val="1F2937"/>
+          <w:sz w:val="21"/>
+        </w:rPr>
+        <w:t xml:space="preserve">그룹 소속: </w:t>
+      </w:r>
+      <w:r>
+        <w:rPr w:rFonts="맑은 고딕">
+          <w:rFonts w:ascii="맑은 고딕" w:hAnsi="맑은 고딕" w:eastAsia="맑은 고딕"/>
+          <w:b w:val="0"/>
+          <w:sz w:val="21"/>
+        </w:rPr>
+        <w:t>컴필레이션 / 옴니버스 (Various Artists)</w:t>
+      </w:r>
+    </w:p>
+    <w:p>
+      <w:pPr>
+        <w:spacing w:line="324" w:lineRule="auto" w:after="80"/>
+      </w:pPr>
+      <w:r>
+        <w:rPr w:rFonts="맑은 고딕">
+          <w:rFonts w:ascii="맑은 고딕" w:hAnsi="맑은 고딕" w:eastAsia="맑은 고딕"/>
+          <w:b w:val="0"/>
+          <w:color w:val="6B7280"/>
+          <w:sz w:val="21"/>
+        </w:rPr>
+        <w:t xml:space="preserve">· </w:t>
+      </w:r>
+      <w:r>
+        <w:rPr w:rFonts="맑은 고딕">
+          <w:rFonts w:ascii="맑은 고딕" w:hAnsi="맑은 고딕" w:eastAsia="맑은 고딕"/>
+          <w:b/>
+          <w:color w:val="1F2937"/>
+          <w:sz w:val="21"/>
+        </w:rPr>
+        <w:t xml:space="preserve">아티스트 소개: </w:t>
+      </w:r>
+      <w:r>
+        <w:rPr w:rFonts="맑은 고딕">
+          <w:rFonts w:ascii="맑은 고딕" w:hAnsi="맑은 고딕" w:eastAsia="맑은 고딕"/>
+          <w:b w:val="0"/>
+          <w:sz w:val="21"/>
+        </w:rPr>
+        <w:t>한 시대를 풍미했던 전설적인 싱어송라이터와 불멸의 보컬리스트들이 한자리에 모여 음악적 정수를 나눕니다. 이들은 각기 다른 독창적인 음색과 깊은 서정성을 바탕으로 서구 대중음악의 찬란한 르네상스를 일구어낸 위대한 거장들입니다.</w:t>
+      </w:r>
+    </w:p>
+    <w:p>
+      <w:pPr>
+        <w:spacing w:line="324" w:lineRule="auto" w:before="200" w:after="80"/>
+      </w:pPr>
+      <w:r>
+        <w:rPr w:rFonts="맑은 고딕">
+          <w:rFonts w:ascii="맑은 고딕" w:hAnsi="맑은 고딕" w:eastAsia="맑은 고딕"/>
+          <w:b/>
+          <w:color w:val="1E3A8A"/>
+          <w:sz w:val="24"/>
+        </w:rPr>
+        <w:t>3. 음반 상세 분석</w:t>
+      </w:r>
+    </w:p>
+    <w:p>
+      <w:pPr>
+        <w:spacing w:line="324" w:lineRule="auto" w:after="80"/>
+      </w:pPr>
+      <w:r>
+        <w:rPr w:rFonts="맑은 고딕">
+          <w:rFonts w:ascii="맑은 고딕" w:hAnsi="맑은 고딕" w:eastAsia="맑은 고딕"/>
+          <w:b w:val="0"/>
+          <w:color w:val="6B7280"/>
+          <w:sz w:val="21"/>
+        </w:rPr>
+        <w:t xml:space="preserve">· </w:t>
+      </w:r>
+      <w:r>
+        <w:rPr w:rFonts="맑은 고딕">
+          <w:rFonts w:ascii="맑은 고딕" w:hAnsi="맑은 고딕" w:eastAsia="맑은 고딕"/>
+          <w:b/>
+          <w:color w:val="1F2937"/>
+          <w:sz w:val="21"/>
+        </w:rPr>
+        <w:t xml:space="preserve">역사적 위치: </w:t>
+      </w:r>
+      <w:r>
+        <w:rPr w:rFonts="맑은 고딕">
+          <w:rFonts w:ascii="맑은 고딕" w:hAnsi="맑은 고딕" w:eastAsia="맑은 고딕"/>
+          <w:b w:val="0"/>
+          <w:sz w:val="21"/>
+        </w:rPr>
+        <w:t>20세기 중반 팝 음악의 황금기 유산을 정교하게 집대성한 앨범으로, 장르와 시대를 관통하는 선율의 정수를 한 장의 바이닐에 압축하여 팝 음악사적 연대기와 미학을 완벽하게 증명하고 있습니다.</w:t>
+      </w:r>
+    </w:p>
+    <w:p>
+      <w:pPr>
+        <w:spacing w:line="324" w:lineRule="auto" w:after="80"/>
+      </w:pPr>
+      <w:r>
+        <w:rPr w:rFonts="맑은 고딕">
+          <w:rFonts w:ascii="맑은 고딕" w:hAnsi="맑은 고딕" w:eastAsia="맑은 고딕"/>
+          <w:b w:val="0"/>
+          <w:color w:val="6B7280"/>
+          <w:sz w:val="21"/>
+        </w:rPr>
+        <w:t xml:space="preserve">· </w:t>
+      </w:r>
+      <w:r>
+        <w:rPr w:rFonts="맑은 고딕">
+          <w:rFonts w:ascii="맑은 고딕" w:hAnsi="맑은 고딕" w:eastAsia="맑은 고딕"/>
+          <w:b/>
+          <w:color w:val="1F2937"/>
+          <w:sz w:val="21"/>
+        </w:rPr>
+        <w:t xml:space="preserve">시대의 흔적(스토리텔링): </w:t>
+      </w:r>
+      <w:r>
+        <w:rPr w:rFonts="맑은 고딕">
+          <w:rFonts w:ascii="맑은 고딕" w:hAnsi="맑은 고딕" w:eastAsia="맑은 고딕"/>
+          <w:b w:val="0"/>
+          <w:sz w:val="21"/>
+        </w:rPr>
+        <w:t>턴테이블과 라디오가 청춘의 유일한 안식처이던 그 시절, 좁은 골목길 음악 다방의 묵직한 공기와 창가에 비치는 햇살을 떠올리게 합니다. 서구의 낭만과 자유를 동경하던 당시 젊은이들의 가슴에 새겨진 풋풋한 사랑과 고독의 풍경이 고스란히 배어 있습니다.</w:t>
+      </w:r>
+    </w:p>
+    <w:p>
+      <w:pPr>
+        <w:spacing w:line="324" w:lineRule="auto" w:before="200" w:after="80"/>
+      </w:pPr>
+      <w:r>
+        <w:rPr w:rFonts="맑은 고딕">
+          <w:rFonts w:ascii="맑은 고딕" w:hAnsi="맑은 고딕" w:eastAsia="맑은 고딕"/>
+          <w:b/>
+          <w:color w:val="1E3A8A"/>
+          <w:sz w:val="24"/>
+        </w:rPr>
+        <w:t>4. 주요 수록곡 및 감상 제언</w:t>
+      </w:r>
+    </w:p>
+    <w:p>
+      <w:pPr>
+        <w:spacing w:line="324" w:lineRule="auto" w:after="80"/>
+      </w:pPr>
+      <w:r>
+        <w:rPr w:rFonts="맑은 고딕">
+          <w:rFonts w:ascii="맑은 고딕" w:hAnsi="맑은 고딕" w:eastAsia="맑은 고딕"/>
+          <w:b w:val="0"/>
+          <w:color w:val="6B7280"/>
+          <w:sz w:val="21"/>
+        </w:rPr>
+        <w:t xml:space="preserve">· </w:t>
+      </w:r>
+      <w:r>
+        <w:rPr w:rFonts="맑은 고딕">
+          <w:rFonts w:ascii="맑은 고딕" w:hAnsi="맑은 고딕" w:eastAsia="맑은 고딕"/>
+          <w:b/>
+          <w:color w:val="1F2937"/>
+          <w:sz w:val="21"/>
+        </w:rPr>
+        <w:t xml:space="preserve">주요 수록곡 특징: </w:t>
+      </w:r>
+      <w:r>
+        <w:rPr w:rFonts="맑은 고딕">
+          <w:rFonts w:ascii="맑은 고딕" w:hAnsi="맑은 고딕" w:eastAsia="맑은 고딕"/>
+          <w:b w:val="0"/>
+          <w:sz w:val="21"/>
+        </w:rPr>
+        <w:t>유려한 오케스트레이션과 감미로운 보컬이 조화를 이루는 스탠더드 팝 발라드와 서정미 넘치는 명곡들로 채워져 있습니다. 현악 세션의 우아한 흐름과 인간의 목소리가 빚어내는 온기가 깊은 감정적 몰입과 시적인 여운을 선사합니다.</w:t>
+      </w:r>
+    </w:p>
+    <w:p>
+      <w:pPr>
+        <w:spacing w:line="324" w:lineRule="auto" w:after="80"/>
+      </w:pPr>
+      <w:r>
+        <w:rPr w:rFonts="맑은 고딕">
+          <w:rFonts w:ascii="맑은 고딕" w:hAnsi="맑은 고딕" w:eastAsia="맑은 고딕"/>
+          <w:b w:val="0"/>
+          <w:color w:val="6B7280"/>
+          <w:sz w:val="21"/>
+        </w:rPr>
+        <w:t xml:space="preserve">· </w:t>
+      </w:r>
+      <w:r>
+        <w:rPr w:rFonts="맑은 고딕">
+          <w:rFonts w:ascii="맑은 고딕" w:hAnsi="맑은 고딕" w:eastAsia="맑은 고딕"/>
+          <w:b/>
+          <w:color w:val="1F2937"/>
+          <w:sz w:val="21"/>
+        </w:rPr>
+        <w:t xml:space="preserve">빈티지 감상 제언: </w:t>
+      </w:r>
+      <w:r>
+        <w:rPr w:rFonts="맑은 고딕">
+          <w:rFonts w:ascii="맑은 고딕" w:hAnsi="맑은 고딕" w:eastAsia="맑은 고딕"/>
+          <w:b w:val="0"/>
+          <w:sz w:val="21"/>
+        </w:rPr>
+        <w:t>턴테이블 바늘이 소리골에 안착할 때 피어나는 특유의 미세한 틱 노이즈는 오히려 곡의 낭만을 배가시킵니다. 진공관 앰프를 통해 은은하게 퍼지는 중저역의 훈훈한 질감과 잔향에 귀 기울여 감상할 때 아날로그 사운드의 진정한 묘미를 느낄 수 있습니다.</w:t>
+      </w:r>
+    </w:p>
+    <w:p>
+      <w:pPr>
+        <w:spacing w:line="324" w:lineRule="auto" w:after="80"/>
+      </w:pPr>
+      <w:r>
+        <w:rPr w:rFonts="맑은 고딕">
+          <w:rFonts w:ascii="맑은 고딕" w:hAnsi="맑은 고딕" w:eastAsia="맑은 고딕"/>
+          <w:b w:val="0"/>
+          <w:color w:val="6B7280"/>
+          <w:sz w:val="21"/>
+        </w:rPr>
+        <w:t xml:space="preserve">· </w:t>
+      </w:r>
+      <w:r>
+        <w:rPr w:rFonts="맑은 고딕">
+          <w:rFonts w:ascii="맑은 고딕" w:hAnsi="맑은 고딕" w:eastAsia="맑은 고딕"/>
+          <w:b/>
+          <w:color w:val="1F2937"/>
+          <w:sz w:val="21"/>
+        </w:rPr>
+        <w:t xml:space="preserve">소장 가치: </w:t>
+      </w:r>
+      <w:r>
+        <w:rPr w:rFonts="맑은 고딕">
+          <w:rFonts w:ascii="맑은 고딕" w:hAnsi="맑은 고딕" w:eastAsia="맑은 고딕"/>
+          <w:b w:val="0"/>
+          <w:sz w:val="21"/>
+        </w:rPr>
+        <w:t>디지털 음원으로는 결코 대체할 수 없는 아날로그 특유의 따뜻한 공기감과 시대의 노스탤지어가 온전히 봉인된 음반입니다. 한국 바이닐 문화의 역사적 현장이자 팝 황금기의 보물창고로서 LP 컬렉터라면 반드시 곁에 두고 아껴야 할 정서적 가치를 지닙니다.</w:t>
+      </w:r>
+    </w:p>
+    <w:p>
+      <w:pPr>
+        <w:spacing w:line="324" w:lineRule="auto" w:after="120" w:before="160"/>
+      </w:pPr>
+      <w:r>
+        <w:rPr w:rFonts="맑은 고딕">
+          <w:rFonts w:ascii="맑은 고딕" w:hAnsi="맑은 고딕" w:eastAsia="맑은 고딕"/>
+          <w:b/>
+          <w:color w:val="4338CA"/>
+          <w:sz w:val="21"/>
+        </w:rPr>
+        <w:t>이 음반을 통해 아날로그 소리골 깊은 곳에서 피어나는 세기의 멜로디가 전해주는 감동을 다시 한번 경험해 보시는 것은 어떨까요?</w:t>
       </w:r>
     </w:p>
     <w:sectPr>
       <w:pgSz w:w="12240" w:h="15840"/>
-      <w:pgMar w:top="1440" w:right="1440" w:bottom="1440" w:left="1440" w:header="720" w:footer="720" w:gutter="0"/>
+      <w:pgMar w:top="1152" w:right="1296" w:bottom="1152" w:left="1296" w:header="720" w:footer="720" w:gutter="0"/>
       <w:cols w:space="720"/>
       <w:docGrid w:linePitch="360"/>
     </w:sectPr>

--- a/word_reports/위치_736_Various Artists_Pop Song 반세기 Vol. 12.docx
+++ b/word_reports/위치_736_Various Artists_Pop Song 반세기 Vol. 12.docx
@@ -32,7 +32,7 @@
     </w:p>
     <w:p>
       <w:pPr>
-        <w:spacing w:line="324" w:lineRule="auto" w:before="80" w:after="160"/>
+        <w:spacing w:line="324" w:lineRule="auto" w:before="80" w:after="120"/>
       </w:pPr>
       <w:r>
         <w:rPr w:rFonts="맑은 고딕">
@@ -42,13 +42,6 @@
           <w:sz w:val="22"/>
         </w:rPr>
         <w:t xml:space="preserve">[음반 소개] </w:t>
-      </w:r>
-      <w:r>
-        <w:rPr w:rFonts="맑은 고딕">
-          <w:rFonts w:ascii="맑은 고딕" w:hAnsi="맑은 고딕" w:eastAsia="맑은 고딕"/>
-          <w:b w:val="0"/>
-          <w:sz w:val="21"/>
-        </w:rPr>
       </w:r>
     </w:p>
     <w:p>
@@ -61,7 +54,33 @@
           <w:b w:val="0"/>
           <w:sz w:val="21"/>
         </w:rPr>
-        <w:t>팝 음악이 이 땅의 젊은 가슴마다 푸른 꿈과 낭만으로 번져가던 시절, 시대를 풍미한 불멸의 선율들을 정갈하게 엮어낸 감동의 아카이브입니다. 반세기에 걸쳐 인류의 심금을 울려온 명곡들은 바이닐의 소리골을 타고 흐르며 아련한 향수와 깊은 서정을 동시에 피워 올립니다. 지나간 날들의 순수한 숨결과 아름다운 멜로디가 오롯이 담겨 있어, 세대를 초월한 보편적인 위로와 예술적 울림을 선사하는 귀중한 명반입니다.</w:t>
+        <w:t>음악은 때로 지나간 시대를 가장 선명하게 복원해 내는 마법 같은 기억의 타임캡슐이 됩니다. 1970~80년대, 척박했던 우리 대중문화의 토양 속에서 서구의 찬란한 팝 음악사를 집대성하여 국내 애호가들에게 소개해 준 음반 시리즈가 바로 ‘Pop Song 반세기’였습니다. 그중에서도 본 음반인 《Pop Song 반세기 Vol. 11》은 20세기 중·후반 전 세계인의 가슴을 적셨던 불멸의 멜로디들을 엄선하여 담아낸, 서정 팝의 정수이자 한국 팝 애호사(愛好史)의 소중한 기념비입니다. 당시 해외 원판을 접하기 어려웠던 수많은 음악 청년들에게 이 한 장의 바이닐은 넓은 세계로 통하는 가장 아름답고 품격 있는 예술적 창(窓)이었습니다.</w:t>
+      </w:r>
+    </w:p>
+    <w:p>
+      <w:pPr>
+        <w:spacing w:line="324" w:lineRule="auto" w:after="120"/>
+      </w:pPr>
+      <w:r>
+        <w:rPr w:rFonts="맑은 고딕">
+          <w:rFonts w:ascii="맑은 고딕" w:hAnsi="맑은 고딕" w:eastAsia="맑은 고딕"/>
+          <w:b w:val="0"/>
+          <w:sz w:val="21"/>
+        </w:rPr>
+        <w:t>수록된 곡들은 단순히 한 시대를 풍미한 상업적 히트곡의 나열에 그치지 않습니다. 팝의 황금기를 수놓았던 전설적인 아티스트들이 전하고자 했던 사랑과 이별, 인생의 덧없음과 희망이라는 보편적인 인간의 희로애락이 유려한 오케스트레이션과 감미로운 멜로디 속에 오롯이 녹아들어 있습니다. 세련된 화성과 시적인 노랫말, 그리고 인간의 목소리가 낼 수 있는 가장 진실한 울림을 담아낸 수록곡들은, 물질적 풍요보다는 마음의 낭만이 살아 숨 쉬던 당대의 시대정신과 예술적 철학을 고스란히 웅변합니다.</w:t>
+      </w:r>
+    </w:p>
+    <w:p>
+      <w:pPr>
+        <w:spacing w:line="324" w:lineRule="auto" w:after="120"/>
+      </w:pPr>
+      <w:r>
+        <w:rPr w:rFonts="맑은 고딕">
+          <w:rFonts w:ascii="맑은 고딕" w:hAnsi="맑은 고딕" w:eastAsia="맑은 고딕"/>
+          <w:b w:val="0"/>
+          <w:sz w:val="21"/>
+        </w:rPr>
+        <w:t>세월의 두께가 켜켜이 쌓인 오늘날에 이르러서도 이 음반의 가치가 조금도 바래지 않는 까닭은, 그 속에 깃든 순수한 서정성이 현대의 디지털 사운드가 결코 흉내 낼 수 없는 깊은 영혼의 위로를 건네기 때문입니다. 턴테이블의 회전과 함께 피어오르는 그 시절의 멜로디는 고단한 일상을 살아가는 현대인들에게 잃어버린 감성의 쉼표를 제공하며, 아날로그 미학이 도달할 수 있는 가장 우아하고 따스한 감동을 선사합니다.</w:t>
       </w:r>
     </w:p>
     <w:p>
@@ -168,7 +187,7 @@
           <w:b w:val="0"/>
           <w:sz w:val="21"/>
         </w:rPr>
-        <w:t>1970~80년대 한국 음반 산업의 황금기에 기획된 'Pop Song 반세기' 시리즈 중 하나로, 서구 팝 음악의 황금기를 수놓았던 역사적 마스터피스들을 국내 애호가들에게 체계적으로 소개하고자 제작된 정통 기획반입니다.</w:t>
+        <w:t>1970~80년대 한국 음반 산업의 황금기를 이끌었던 오아시스 레코드 등을 통해 기획·제작된 역사적 컴필레이션 시리즈로, 엄격한 선곡 기준과 장인 정신을 바탕으로 정중하고 품격 있게 발매된 라이선스 기획반입니다.</w:t>
       </w:r>
     </w:p>
     <w:p>
@@ -199,7 +218,7 @@
           <w:b w:val="0"/>
           <w:sz w:val="21"/>
         </w:rPr>
-        <w:t>발매 당시 음악 다방과 라디오 심야 방송을 중심으로 폭발적인 사랑을 받았으며, 음악 애호가들의 필청반으로 자리 잡아 장기 스테디셀러를 기록하며 수많은 음악 팬들의 감수성을 지배했습니다.</w:t>
+        <w:t>발매 당시 전국의 음악다방, 클래식/팝 감상실, 그리고 라디오 애청자들 사이에서 폭발적인 지지를 얻으며 장기 스테디셀러를 기록하였고, 당대 음악 애호가들의 오디오 랙마다 빠짐없이 꽂혀 있던 국민적 베스트셀러 음반입니다.</w:t>
       </w:r>
     </w:p>
     <w:p>
@@ -230,7 +249,7 @@
           <w:b w:val="0"/>
           <w:sz w:val="21"/>
         </w:rPr>
-        <w:t>수록된 개별 명곡들은 빌보드 차트 상위권을 석권하고 그래미 어워드 등 세계적 권위의 시상식에서 찬사를 받은 세기의 걸작들이며, 본 시리즈 자체는 국내 팝 문화의 토양을 일군 기념비적 공헌을 인정받고 있습니다.</w:t>
+        <w:t>단일 상업 차트의 수상을 뛰어넘어, 20세기 팝 음악의 문화적 수용과 정착을 이끈 공로를 인정받으며 한국 대중음악 평단과 음반 수집가들로부터 시대를 증언하는 독보적인 아카이브 시리즈로 공인받고 있습니다.</w:t>
       </w:r>
     </w:p>
     <w:p>
@@ -275,7 +294,7 @@
           <w:b w:val="0"/>
           <w:sz w:val="21"/>
         </w:rPr>
-        <w:t>미국 및 영국 등 (다국적 팝 거장 연합)</w:t>
+        <w:t>미국, 영국 등 다국적 (Global Masterpieces)</w:t>
       </w:r>
     </w:p>
     <w:p>
@@ -306,7 +325,7 @@
           <w:b w:val="0"/>
           <w:sz w:val="21"/>
         </w:rPr>
-        <w:t>20세기 중·후반 활동</w:t>
+        <w:t>20세기 중·후반 활동 (다양)</w:t>
       </w:r>
     </w:p>
     <w:p>
@@ -337,7 +356,7 @@
           <w:b w:val="0"/>
           <w:sz w:val="21"/>
         </w:rPr>
-        <w:t>컴필레이션 / 옴니버스 (Various Artists)</w:t>
+        <w:t>솔로 및 보컬 그룹 앙상블 (Various Artists)</w:t>
       </w:r>
     </w:p>
     <w:p>
@@ -368,7 +387,7 @@
           <w:b w:val="0"/>
           <w:sz w:val="21"/>
         </w:rPr>
-        <w:t>한 시대를 풍미했던 전설적인 싱어송라이터와 불멸의 보컬리스트들이 한자리에 모여 음악적 정수를 나눕니다. 이들은 각기 다른 독창적인 음색과 깊은 서정성을 바탕으로 서구 대중음악의 찬란한 르네상스를 일구어낸 위대한 거장들입니다.</w:t>
+        <w:t>20세기 대중음악의 찬란한 르네상스를 꽃피웠던 세계적인 거장 보컬리스트들과 명연주자들의 연합입니다. 각 아티스트는 고유의 독창적인 보이스 컬러와 서정적 곡 해석력으로 전 세계 차트를 지배하며 오늘날 현대 팝 음악의 위대한 토대를 쌓아 올린 주역들입니다.</w:t>
       </w:r>
     </w:p>
     <w:p>
@@ -413,7 +432,7 @@
           <w:b w:val="0"/>
           <w:sz w:val="21"/>
         </w:rPr>
-        <w:t>20세기 중반 팝 음악의 황금기 유산을 정교하게 집대성한 앨범으로, 장르와 시대를 관통하는 선율의 정수를 한 장의 바이닐에 압축하여 팝 음악사적 연대기와 미학을 완벽하게 증명하고 있습니다.</w:t>
+        <w:t>서구 팝의 황금기 유산을 한국인의 감수성에 맞추어 정갈하게 조율해 낸 명반으로, 단순한 컴필레이션을 넘어 격조 높은 팝 음악 감상의 기준을 제시한 음악사적 완성도와 가치를 지닙니다.</w:t>
       </w:r>
     </w:p>
     <w:p>
@@ -444,7 +463,7 @@
           <w:b w:val="0"/>
           <w:sz w:val="21"/>
         </w:rPr>
-        <w:t>턴테이블과 라디오가 청춘의 유일한 안식처이던 그 시절, 좁은 골목길 음악 다방의 묵직한 공기와 창가에 비치는 햇살을 떠올리게 합니다. 서구의 낭만과 자유를 동경하던 당시 젊은이들의 가슴에 새겨진 풋풋한 사랑과 고독의 풍경이 고스란히 배어 있습니다.</w:t>
+        <w:t>턴테이블 바늘이 소리골을 긁으며 빚어내는 아련한 선율 속에는 급격한 근대화의 파도 속에서도 낭만을 잃지 않았던 7080 청춘들의 고뇌와 꿈, 그리고 해 질 무렵 음악다방 한구석을 채우던 따스한 커피 향과 담배 연기의 정서가 고스란히 담겨 있습니다.</w:t>
       </w:r>
     </w:p>
     <w:p>
@@ -489,7 +508,7 @@
           <w:b w:val="0"/>
           <w:sz w:val="21"/>
         </w:rPr>
-        <w:t>유려한 오케스트레이션과 감미로운 보컬이 조화를 이루는 스탠더드 팝 발라드와 서정미 넘치는 명곡들로 채워져 있습니다. 현악 세션의 우아한 흐름과 인간의 목소리가 빚어내는 온기가 깊은 감정적 몰입과 시적인 여운을 선사합니다.</w:t>
+        <w:t>애잔한 현악 편곡이 돋보이는 스탠더드 팝 발라드부터 담백하고 순수한 울림을 주는 어쿠스틱 포크에 이르기까지, 인간 내면의 가장 부드러운 감정을 어루만지는 낭만적 멜로디와 서정적 보컬 하모니의 극치를 보여줍니다.</w:t>
       </w:r>
     </w:p>
     <w:p>
@@ -520,7 +539,7 @@
           <w:b w:val="0"/>
           <w:sz w:val="21"/>
         </w:rPr>
-        <w:t>턴테이블 바늘이 소리골에 안착할 때 피어나는 특유의 미세한 틱 노이즈는 오히려 곡의 낭만을 배가시킵니다. 진공관 앰프를 통해 은은하게 퍼지는 중저역의 훈훈한 질감과 잔향에 귀 기울여 감상할 때 아날로그 사운드의 진정한 묘미를 느낄 수 있습니다.</w:t>
+        <w:t>진공관 앰프의 온화한 배음과 아날로그 턴테이블의 자연스러운 회전감이 만날 때 음반의 진가가 비로소 드러납니다. 늦은 밤 조도를 낮춘 방 안에서 바이닐 특유의 따스한 질감과 잔향에 귀를 기울이면 한층 더 깊은 몰입감을 느낄 수 있습니다.</w:t>
       </w:r>
     </w:p>
     <w:p>
@@ -551,7 +570,7 @@
           <w:b w:val="0"/>
           <w:sz w:val="21"/>
         </w:rPr>
-        <w:t>디지털 음원으로는 결코 대체할 수 없는 아날로그 특유의 따뜻한 공기감과 시대의 노스탤지어가 온전히 봉인된 음반입니다. 한국 바이닐 문화의 역사적 현장이자 팝 황금기의 보물창고로서 LP 컬렉터라면 반드시 곁에 두고 아껴야 할 정서적 가치를 지닙니다.</w:t>
+        <w:t>디지털 음원 스트리밍으로는 결코 맛볼 수 없는 아날로그 음향의 온기와 한국 팝 애호 문화사의 소중한 발자취를 온전히 소유할 수 있다는 점에서, 정통 LP 컬렉터라면 반드시 서가에 간직해야 할 명반입니다.</w:t>
       </w:r>
     </w:p>
     <w:p>
@@ -565,7 +584,7 @@
           <w:color w:val="4338CA"/>
           <w:sz w:val="21"/>
         </w:rPr>
-        <w:t>이 음반을 통해 아날로그 소리골 깊은 곳에서 피어나는 세기의 멜로디가 전해주는 감동을 다시 한번 경험해 보시는 것은 어떨까요?</w:t>
+        <w:t>이 음반을 통해 아련한 시절의 노스탤지어와 순수했던 청춘의 서정이 전해주는 감동을 다시 한번 경험해 보시는 것은 어떨까요?</w:t>
       </w:r>
     </w:p>
     <w:sectPr>
